--- a/eng/docx/30.content.docx
+++ b/eng/docx/30.content.docx
@@ -354,19 +354,7 @@
         <w:rPr>
           <w:lang w:val="en_US" w:bidi="en_US"/>
         </w:rPr>
-        <w:t xml:space="preserve">, meaning “herdsman”; see </w:t>
-      </w:r>
-      <w:r>
-        <w:rPr>
-          <w:lang w:val="en_US" w:bidi="en_US"/>
-        </w:rPr>
-        <w:t>Amos Book Introduction</w:t>
-      </w:r>
-      <w:r>
-        <w:rPr>
-          <w:lang w:val="en_US" w:bidi="en_US"/>
-        </w:rPr>
-        <w:t xml:space="preserve">, “The Prophet Amos”). Amos was not a professional prophet serving the court or temple. </w:t>
+        <w:t xml:space="preserve">, meaning “herdsman”; see Amos Book Introduction, “The Prophet Amos”). Amos was not a professional prophet serving the court or temple. </w:t>
       </w:r>
     </w:p>
     <w:p>
@@ -10790,19 +10778,7 @@
         <w:rPr>
           <w:lang w:val="en_US" w:bidi="en_US"/>
         </w:rPr>
-        <w:t xml:space="preserve"> and is not found elsewhere in the Old Testament. It relates to a word for cattle, suggesting Amos may have raised cattle as a breeder or herder (see </w:t>
-      </w:r>
-      <w:r>
-        <w:rPr>
-          <w:lang w:val="en_US" w:bidi="en_US"/>
-        </w:rPr>
-        <w:t>Amos Book Introduction</w:t>
-      </w:r>
-      <w:r>
-        <w:rPr>
-          <w:lang w:val="en_US" w:bidi="en_US"/>
-        </w:rPr>
-        <w:t xml:space="preserve">, “The Prophet Amos”). </w:t>
+        <w:t xml:space="preserve"> and is not found elsewhere in the Old Testament. It relates to a word for cattle, suggesting Amos may have raised cattle as a breeder or herder (see Amos Book Introduction, “The Prophet Amos”). </w:t>
       </w:r>
     </w:p>
     <w:p>
